--- a/Manual Testing/Тестовые задания/Тестовое/Тест-план.docx
+++ b/Manual Testing/Тестовые задания/Тестовое/Тест-план.docx
@@ -153,8 +153,6 @@
           <w:rFonts w:ascii="Times New Roman" w:hAnsi="Times New Roman" w:cs="Times New Roman"/>
         </w:rPr>
       </w:pPr>
-      <w:bookmarkStart w:id="0" w:name="_GoBack"/>
-      <w:bookmarkEnd w:id="0"/>
     </w:p>
     <w:p>
       <w:pPr>
@@ -2676,7 +2674,28 @@
           <w:sz w:val="24"/>
           <w:szCs w:val="24"/>
         </w:rPr>
-        <w:t xml:space="preserve">Тестовое </w:t>
+        <w:t>Тестов</w:t>
+      </w:r>
+      <w:r>
+        <w:rPr>
+          <w:rFonts w:ascii="Times New Roman" w:hAnsi="Times New Roman" w:cs="Times New Roman"/>
+          <w:b/>
+          <w:sz w:val="24"/>
+          <w:szCs w:val="24"/>
+          <w:lang w:val="ru-RU"/>
+        </w:rPr>
+        <w:t>ая</w:t>
+      </w:r>
+      <w:bookmarkStart w:id="0" w:name="_GoBack"/>
+      <w:bookmarkEnd w:id="0"/>
+      <w:r>
+        <w:rPr>
+          <w:rFonts w:ascii="Times New Roman" w:hAnsi="Times New Roman" w:cs="Times New Roman"/>
+          <w:b/>
+          <w:sz w:val="24"/>
+          <w:szCs w:val="24"/>
+        </w:rPr>
+        <w:t xml:space="preserve"> </w:t>
       </w:r>
       <w:r>
         <w:rPr>
